--- a/КТвЭС/лаба 1/Отчёт.docx
+++ b/КТвЭС/лаба 1/Отчёт.docx
@@ -4,24 +4,281 @@
   <w:body>
     <w:p>
       <w:pPr>
-        <w:spacing w:after="19"/>
-        <w:ind w:left="10" w:right="75" w:hanging="10"/>
-        <w:jc w:val="center"/>
-      </w:pPr>
-      <w:r>
-        <w:rPr>
-          <w:rFonts w:ascii="Times New Roman" w:eastAsia="Times New Roman" w:hAnsi="Times New Roman" w:cs="Times New Roman"/>
-          <w:sz w:val="28"/>
-        </w:rPr>
-        <w:t xml:space="preserve">Министерство образования Республики Беларусь </w:t>
-      </w:r>
-    </w:p>
-    <w:p>
-      <w:pPr>
-        <w:spacing w:after="73"/>
-        <w:ind w:right="3"/>
-        <w:jc w:val="center"/>
-      </w:pPr>
+        <w:spacing w:after="0"/>
+        <w:ind w:left="709"/>
+        <w:jc w:val="center"/>
+        <w:rPr>
+          <w:rFonts w:ascii="Times New Roman" w:eastAsia="Times New Roman" w:hAnsi="Times New Roman" w:cs="Times New Roman"/>
+          <w:sz w:val="28"/>
+        </w:rPr>
+      </w:pPr>
+      <w:r>
+        <w:rPr>
+          <w:rFonts w:ascii="Times New Roman" w:eastAsia="Times New Roman" w:hAnsi="Times New Roman" w:cs="Times New Roman"/>
+          <w:sz w:val="28"/>
+        </w:rPr>
+        <w:t>Министерство образования Республики Беларусь</w:t>
+      </w:r>
+    </w:p>
+    <w:p>
+      <w:pPr>
+        <w:spacing w:after="0"/>
+        <w:ind w:left="709"/>
+        <w:jc w:val="center"/>
+      </w:pPr>
+    </w:p>
+    <w:p>
+      <w:pPr>
+        <w:spacing w:after="0"/>
+        <w:ind w:left="709"/>
+        <w:jc w:val="center"/>
+      </w:pPr>
+      <w:r>
+        <w:rPr>
+          <w:rFonts w:ascii="Times New Roman" w:eastAsia="Times New Roman" w:hAnsi="Times New Roman" w:cs="Times New Roman"/>
+          <w:sz w:val="28"/>
+        </w:rPr>
+        <w:t>Учреждение образования</w:t>
+      </w:r>
+    </w:p>
+    <w:p>
+      <w:pPr>
+        <w:spacing w:after="0" w:line="306" w:lineRule="auto"/>
+        <w:ind w:left="709"/>
+        <w:jc w:val="center"/>
+      </w:pPr>
+      <w:r>
+        <w:rPr>
+          <w:rFonts w:ascii="Times New Roman" w:eastAsia="Times New Roman" w:hAnsi="Times New Roman" w:cs="Times New Roman"/>
+          <w:sz w:val="28"/>
+        </w:rPr>
+        <w:t>«Белорусский государственный университет информатики и радиоэлектроники»</w:t>
+      </w:r>
+    </w:p>
+    <w:p>
+      <w:pPr>
+        <w:spacing w:after="0"/>
+        <w:ind w:left="709"/>
+        <w:jc w:val="center"/>
+      </w:pPr>
+    </w:p>
+    <w:p>
+      <w:pPr>
+        <w:spacing w:after="0"/>
+        <w:ind w:left="709"/>
+        <w:jc w:val="center"/>
+      </w:pPr>
+      <w:r>
+        <w:rPr>
+          <w:rFonts w:ascii="Times New Roman" w:eastAsia="Times New Roman" w:hAnsi="Times New Roman" w:cs="Times New Roman"/>
+          <w:sz w:val="28"/>
+        </w:rPr>
+        <w:t>Кафедра теоретических основ электротехники</w:t>
+      </w:r>
+    </w:p>
+    <w:p>
+      <w:pPr>
+        <w:spacing w:after="0"/>
+        <w:ind w:left="709"/>
+        <w:jc w:val="center"/>
+      </w:pPr>
+    </w:p>
+    <w:p>
+      <w:pPr>
+        <w:spacing w:after="0"/>
+        <w:ind w:left="709"/>
+        <w:jc w:val="center"/>
+      </w:pPr>
+    </w:p>
+    <w:p>
+      <w:pPr>
+        <w:spacing w:after="0"/>
+        <w:ind w:left="709"/>
+        <w:jc w:val="center"/>
+      </w:pPr>
+    </w:p>
+    <w:p>
+      <w:pPr>
+        <w:spacing w:after="0"/>
+        <w:ind w:left="709"/>
+        <w:jc w:val="center"/>
+      </w:pPr>
+    </w:p>
+    <w:p>
+      <w:pPr>
+        <w:spacing w:after="0"/>
+        <w:ind w:left="709"/>
+        <w:jc w:val="center"/>
+      </w:pPr>
+    </w:p>
+    <w:p>
+      <w:pPr>
+        <w:spacing w:after="0"/>
+        <w:ind w:left="709"/>
+        <w:jc w:val="center"/>
+      </w:pPr>
+    </w:p>
+    <w:p>
+      <w:pPr>
+        <w:spacing w:after="0"/>
+        <w:ind w:left="709"/>
+        <w:jc w:val="center"/>
+      </w:pPr>
+    </w:p>
+    <w:p>
+      <w:pPr>
+        <w:spacing w:after="0"/>
+        <w:ind w:left="709"/>
+        <w:jc w:val="center"/>
+      </w:pPr>
+      <w:r>
+        <w:rPr>
+          <w:rFonts w:ascii="Times New Roman" w:eastAsia="Times New Roman" w:hAnsi="Times New Roman" w:cs="Times New Roman"/>
+          <w:sz w:val="28"/>
+        </w:rPr>
+        <w:t>Лабораторная работа №1</w:t>
+      </w:r>
+    </w:p>
+    <w:p>
+      <w:pPr>
+        <w:spacing w:after="0"/>
+        <w:ind w:left="709"/>
+        <w:jc w:val="center"/>
+      </w:pPr>
+      <w:r>
+        <w:rPr>
+          <w:rFonts w:ascii="Times New Roman" w:eastAsia="Times New Roman" w:hAnsi="Times New Roman" w:cs="Times New Roman"/>
+          <w:sz w:val="28"/>
+        </w:rPr>
+        <w:t xml:space="preserve">«Решение систем уравнений в среде </w:t>
+      </w:r>
+      <w:r>
+        <w:rPr>
+          <w:rFonts w:ascii="Times New Roman" w:eastAsia="Times New Roman" w:hAnsi="Times New Roman" w:cs="Times New Roman"/>
+          <w:i/>
+          <w:sz w:val="28"/>
+        </w:rPr>
+        <w:t>Mathcad</w:t>
+      </w:r>
+      <w:r>
+        <w:rPr>
+          <w:rFonts w:ascii="Times New Roman" w:eastAsia="Times New Roman" w:hAnsi="Times New Roman" w:cs="Times New Roman"/>
+          <w:sz w:val="28"/>
+        </w:rPr>
+        <w:t>»</w:t>
+      </w:r>
+    </w:p>
+    <w:p>
+      <w:pPr>
+        <w:spacing w:after="0"/>
+        <w:ind w:left="709"/>
+        <w:jc w:val="center"/>
+      </w:pPr>
+      <w:r>
+        <w:rPr>
+          <w:rFonts w:ascii="Times New Roman" w:eastAsia="Times New Roman" w:hAnsi="Times New Roman" w:cs="Times New Roman"/>
+          <w:sz w:val="28"/>
+        </w:rPr>
+        <w:t>Вариант № 6</w:t>
+      </w:r>
+    </w:p>
+    <w:p>
+      <w:pPr>
+        <w:spacing w:after="0"/>
+        <w:ind w:left="709"/>
+        <w:jc w:val="center"/>
+      </w:pPr>
+    </w:p>
+    <w:p>
+      <w:pPr>
+        <w:spacing w:after="0"/>
+        <w:ind w:left="709"/>
+        <w:jc w:val="center"/>
+      </w:pPr>
+    </w:p>
+    <w:p>
+      <w:pPr>
+        <w:spacing w:after="0"/>
+        <w:ind w:left="709"/>
+        <w:jc w:val="center"/>
+      </w:pPr>
+    </w:p>
+    <w:p>
+      <w:pPr>
+        <w:spacing w:after="0"/>
+        <w:ind w:left="709"/>
+        <w:jc w:val="center"/>
+      </w:pPr>
+    </w:p>
+    <w:p>
+      <w:pPr>
+        <w:spacing w:after="0"/>
+        <w:ind w:left="709"/>
+        <w:jc w:val="center"/>
+      </w:pPr>
+    </w:p>
+    <w:p>
+      <w:pPr>
+        <w:spacing w:after="0"/>
+        <w:ind w:left="709"/>
+        <w:jc w:val="center"/>
+      </w:pPr>
+    </w:p>
+    <w:p>
+      <w:pPr>
+        <w:spacing w:after="0"/>
+        <w:ind w:left="709"/>
+        <w:jc w:val="center"/>
+      </w:pPr>
+    </w:p>
+    <w:p>
+      <w:pPr>
+        <w:spacing w:after="0"/>
+        <w:ind w:left="709"/>
+        <w:jc w:val="center"/>
+      </w:pPr>
+    </w:p>
+    <w:p>
+      <w:pPr>
+        <w:spacing w:after="0"/>
+        <w:ind w:left="709"/>
+        <w:jc w:val="center"/>
+      </w:pPr>
+    </w:p>
+    <w:p>
+      <w:pPr>
+        <w:spacing w:after="0"/>
+        <w:ind w:left="709"/>
+        <w:jc w:val="center"/>
+      </w:pPr>
+    </w:p>
+    <w:p>
+      <w:pPr>
+        <w:spacing w:after="0"/>
+        <w:ind w:left="709"/>
+        <w:jc w:val="center"/>
+      </w:pPr>
+    </w:p>
+    <w:p>
+      <w:pPr>
+        <w:spacing w:after="0"/>
+        <w:ind w:left="709"/>
+        <w:jc w:val="center"/>
+      </w:pPr>
+    </w:p>
+    <w:p>
+      <w:pPr>
+        <w:spacing w:after="0" w:line="306" w:lineRule="auto"/>
+        <w:ind w:left="709"/>
+        <w:jc w:val="right"/>
+      </w:pPr>
+      <w:r>
+        <w:rPr>
+          <w:rFonts w:ascii="Times New Roman" w:eastAsia="Times New Roman" w:hAnsi="Times New Roman" w:cs="Times New Roman"/>
+          <w:sz w:val="28"/>
+        </w:rPr>
+        <w:t>Проверил: Батюков</w:t>
+      </w:r>
       <w:r>
         <w:rPr>
           <w:rFonts w:ascii="Times New Roman" w:eastAsia="Times New Roman" w:hAnsi="Times New Roman" w:cs="Times New Roman"/>
@@ -29,402 +286,18 @@
         </w:rPr>
         <w:t xml:space="preserve"> </w:t>
       </w:r>
-    </w:p>
-    <w:p>
-      <w:pPr>
-        <w:spacing w:after="19"/>
-        <w:ind w:left="10" w:right="72" w:hanging="10"/>
-        <w:jc w:val="center"/>
-      </w:pPr>
-      <w:r>
-        <w:rPr>
-          <w:rFonts w:ascii="Times New Roman" w:eastAsia="Times New Roman" w:hAnsi="Times New Roman" w:cs="Times New Roman"/>
-          <w:sz w:val="28"/>
-        </w:rPr>
-        <w:t xml:space="preserve">Учреждение образования </w:t>
-      </w:r>
-    </w:p>
-    <w:p>
-      <w:pPr>
-        <w:spacing w:after="5" w:line="306" w:lineRule="auto"/>
-        <w:ind w:left="3505" w:hanging="2461"/>
-      </w:pPr>
-      <w:r>
-        <w:rPr>
-          <w:rFonts w:ascii="Times New Roman" w:eastAsia="Times New Roman" w:hAnsi="Times New Roman" w:cs="Times New Roman"/>
-          <w:sz w:val="28"/>
-        </w:rPr>
-        <w:t xml:space="preserve">«Белорусский государственный университет информатики и радиоэлектроники» </w:t>
-      </w:r>
-    </w:p>
-    <w:p>
-      <w:pPr>
-        <w:spacing w:after="73"/>
-      </w:pPr>
-      <w:r>
-        <w:rPr>
-          <w:rFonts w:ascii="Times New Roman" w:eastAsia="Times New Roman" w:hAnsi="Times New Roman" w:cs="Times New Roman"/>
-          <w:sz w:val="28"/>
-        </w:rPr>
-        <w:t xml:space="preserve"> </w:t>
-      </w:r>
-    </w:p>
-    <w:p>
-      <w:pPr>
-        <w:spacing w:after="19"/>
-        <w:ind w:left="10" w:right="76" w:hanging="10"/>
-        <w:jc w:val="center"/>
-      </w:pPr>
-      <w:r>
-        <w:rPr>
-          <w:rFonts w:ascii="Times New Roman" w:eastAsia="Times New Roman" w:hAnsi="Times New Roman" w:cs="Times New Roman"/>
-          <w:sz w:val="28"/>
-        </w:rPr>
-        <w:t xml:space="preserve">Кафедра теоретических основ электротехники </w:t>
-      </w:r>
-    </w:p>
-    <w:p>
-      <w:pPr>
-        <w:spacing w:after="21"/>
-      </w:pPr>
-      <w:r>
-        <w:rPr>
-          <w:rFonts w:ascii="Times New Roman" w:eastAsia="Times New Roman" w:hAnsi="Times New Roman" w:cs="Times New Roman"/>
-          <w:sz w:val="28"/>
-        </w:rPr>
-        <w:t xml:space="preserve"> </w:t>
-      </w:r>
-    </w:p>
-    <w:p>
-      <w:pPr>
-        <w:spacing w:after="18"/>
-      </w:pPr>
-      <w:r>
-        <w:rPr>
-          <w:rFonts w:ascii="Times New Roman" w:eastAsia="Times New Roman" w:hAnsi="Times New Roman" w:cs="Times New Roman"/>
-          <w:sz w:val="28"/>
-        </w:rPr>
-        <w:t xml:space="preserve"> </w:t>
-      </w:r>
-    </w:p>
-    <w:p>
-      <w:pPr>
-        <w:spacing w:after="18"/>
-      </w:pPr>
-      <w:r>
-        <w:rPr>
-          <w:rFonts w:ascii="Times New Roman" w:eastAsia="Times New Roman" w:hAnsi="Times New Roman" w:cs="Times New Roman"/>
-          <w:sz w:val="28"/>
-        </w:rPr>
-        <w:t xml:space="preserve"> </w:t>
-      </w:r>
-    </w:p>
-    <w:p>
-      <w:pPr>
-        <w:spacing w:after="21"/>
-      </w:pPr>
-      <w:r>
-        <w:rPr>
-          <w:rFonts w:ascii="Times New Roman" w:eastAsia="Times New Roman" w:hAnsi="Times New Roman" w:cs="Times New Roman"/>
-          <w:sz w:val="28"/>
-        </w:rPr>
-        <w:t xml:space="preserve"> </w:t>
-      </w:r>
-    </w:p>
-    <w:p>
-      <w:pPr>
-        <w:spacing w:after="19"/>
-      </w:pPr>
-      <w:r>
-        <w:rPr>
-          <w:rFonts w:ascii="Times New Roman" w:eastAsia="Times New Roman" w:hAnsi="Times New Roman" w:cs="Times New Roman"/>
-          <w:sz w:val="28"/>
-        </w:rPr>
-        <w:t xml:space="preserve"> </w:t>
-      </w:r>
-    </w:p>
-    <w:p>
-      <w:pPr>
-        <w:spacing w:after="18"/>
-      </w:pPr>
-      <w:r>
-        <w:rPr>
-          <w:rFonts w:ascii="Times New Roman" w:eastAsia="Times New Roman" w:hAnsi="Times New Roman" w:cs="Times New Roman"/>
-          <w:sz w:val="28"/>
-        </w:rPr>
-        <w:t xml:space="preserve"> </w:t>
-      </w:r>
-    </w:p>
-    <w:p>
-      <w:pPr>
-        <w:spacing w:after="72"/>
-        <w:ind w:right="3"/>
-        <w:jc w:val="center"/>
-      </w:pPr>
-      <w:r>
-        <w:rPr>
-          <w:rFonts w:ascii="Times New Roman" w:eastAsia="Times New Roman" w:hAnsi="Times New Roman" w:cs="Times New Roman"/>
-          <w:sz w:val="28"/>
-        </w:rPr>
-        <w:t xml:space="preserve"> </w:t>
-      </w:r>
-    </w:p>
-    <w:p>
-      <w:pPr>
-        <w:spacing w:after="66"/>
-        <w:ind w:left="10" w:right="71" w:hanging="10"/>
-        <w:jc w:val="center"/>
-      </w:pPr>
-      <w:r>
-        <w:rPr>
-          <w:rFonts w:ascii="Times New Roman" w:eastAsia="Times New Roman" w:hAnsi="Times New Roman" w:cs="Times New Roman"/>
-          <w:sz w:val="28"/>
-        </w:rPr>
-        <w:t xml:space="preserve">Лабораторная работа №1 </w:t>
-      </w:r>
-    </w:p>
-    <w:p>
-      <w:pPr>
-        <w:spacing w:after="63"/>
-        <w:ind w:left="10" w:right="70" w:hanging="10"/>
-        <w:jc w:val="center"/>
-      </w:pPr>
-      <w:r>
-        <w:rPr>
-          <w:rFonts w:ascii="Times New Roman" w:eastAsia="Times New Roman" w:hAnsi="Times New Roman" w:cs="Times New Roman"/>
-          <w:sz w:val="28"/>
-        </w:rPr>
-        <w:t>«</w:t>
-      </w:r>
-      <w:r>
-        <w:rPr>
-          <w:rFonts w:ascii="Times New Roman" w:eastAsia="Times New Roman" w:hAnsi="Times New Roman" w:cs="Times New Roman"/>
-          <w:sz w:val="28"/>
-        </w:rPr>
-        <w:t xml:space="preserve">Решение систем уравнений в среде </w:t>
-      </w:r>
-      <w:r>
-        <w:rPr>
-          <w:rFonts w:ascii="Times New Roman" w:eastAsia="Times New Roman" w:hAnsi="Times New Roman" w:cs="Times New Roman"/>
-          <w:i/>
-          <w:sz w:val="28"/>
-        </w:rPr>
-        <w:t>Mathcad</w:t>
-      </w:r>
-      <w:r>
-        <w:rPr>
-          <w:rFonts w:ascii="Times New Roman" w:eastAsia="Times New Roman" w:hAnsi="Times New Roman" w:cs="Times New Roman"/>
-          <w:sz w:val="28"/>
-        </w:rPr>
-        <w:t xml:space="preserve">» </w:t>
-      </w:r>
-    </w:p>
-    <w:p>
-      <w:pPr>
-        <w:spacing w:after="19"/>
-        <w:ind w:left="10" w:right="71" w:hanging="10"/>
-        <w:jc w:val="center"/>
-      </w:pPr>
-      <w:r>
-        <w:rPr>
-          <w:rFonts w:ascii="Times New Roman" w:eastAsia="Times New Roman" w:hAnsi="Times New Roman" w:cs="Times New Roman"/>
-          <w:sz w:val="28"/>
-        </w:rPr>
-        <w:t>Вариант № 6</w:t>
-      </w:r>
-      <w:r>
-        <w:rPr>
-          <w:rFonts w:ascii="Times New Roman" w:eastAsia="Times New Roman" w:hAnsi="Times New Roman" w:cs="Times New Roman"/>
-          <w:sz w:val="28"/>
-        </w:rPr>
-        <w:t xml:space="preserve"> </w:t>
-      </w:r>
-    </w:p>
-    <w:p>
-      <w:pPr>
-        <w:spacing w:after="21"/>
-        <w:ind w:right="3"/>
-        <w:jc w:val="center"/>
-      </w:pPr>
-      <w:r>
-        <w:rPr>
-          <w:rFonts w:ascii="Times New Roman" w:eastAsia="Times New Roman" w:hAnsi="Times New Roman" w:cs="Times New Roman"/>
-          <w:sz w:val="28"/>
-        </w:rPr>
-        <w:t xml:space="preserve"> </w:t>
-      </w:r>
-    </w:p>
-    <w:p>
-      <w:pPr>
-        <w:spacing w:after="18"/>
-        <w:ind w:right="3"/>
-        <w:jc w:val="center"/>
-      </w:pPr>
-      <w:r>
-        <w:rPr>
-          <w:rFonts w:ascii="Times New Roman" w:eastAsia="Times New Roman" w:hAnsi="Times New Roman" w:cs="Times New Roman"/>
-          <w:sz w:val="28"/>
-        </w:rPr>
-        <w:t xml:space="preserve"> </w:t>
-      </w:r>
-    </w:p>
-    <w:p>
-      <w:pPr>
-        <w:spacing w:after="18"/>
-        <w:ind w:right="3"/>
-        <w:jc w:val="center"/>
-      </w:pPr>
-      <w:r>
-        <w:rPr>
-          <w:rFonts w:ascii="Times New Roman" w:eastAsia="Times New Roman" w:hAnsi="Times New Roman" w:cs="Times New Roman"/>
-          <w:sz w:val="28"/>
-        </w:rPr>
-        <w:t xml:space="preserve"> </w:t>
-      </w:r>
-    </w:p>
-    <w:p>
-      <w:pPr>
-        <w:spacing w:after="18"/>
-        <w:ind w:right="3"/>
-        <w:jc w:val="center"/>
-      </w:pPr>
-      <w:r>
-        <w:rPr>
-          <w:rFonts w:ascii="Times New Roman" w:eastAsia="Times New Roman" w:hAnsi="Times New Roman" w:cs="Times New Roman"/>
-          <w:sz w:val="28"/>
-        </w:rPr>
-        <w:t xml:space="preserve"> </w:t>
-      </w:r>
-    </w:p>
-    <w:p>
-      <w:pPr>
-        <w:spacing w:after="21"/>
-        <w:ind w:right="3"/>
-        <w:jc w:val="center"/>
-      </w:pPr>
-      <w:r>
-        <w:rPr>
-          <w:rFonts w:ascii="Times New Roman" w:eastAsia="Times New Roman" w:hAnsi="Times New Roman" w:cs="Times New Roman"/>
-          <w:sz w:val="28"/>
-        </w:rPr>
-        <w:t xml:space="preserve"> </w:t>
-      </w:r>
-    </w:p>
-    <w:p>
-      <w:pPr>
-        <w:spacing w:after="18"/>
-        <w:ind w:right="3"/>
-        <w:jc w:val="center"/>
-      </w:pPr>
-      <w:r>
-        <w:rPr>
-          <w:rFonts w:ascii="Times New Roman" w:eastAsia="Times New Roman" w:hAnsi="Times New Roman" w:cs="Times New Roman"/>
-          <w:sz w:val="28"/>
-        </w:rPr>
-        <w:t xml:space="preserve"> </w:t>
-      </w:r>
-    </w:p>
-    <w:p>
-      <w:pPr>
-        <w:spacing w:after="18"/>
-        <w:ind w:right="3"/>
-        <w:jc w:val="center"/>
-      </w:pPr>
-      <w:r>
-        <w:rPr>
-          <w:rFonts w:ascii="Times New Roman" w:eastAsia="Times New Roman" w:hAnsi="Times New Roman" w:cs="Times New Roman"/>
-          <w:sz w:val="28"/>
-        </w:rPr>
-        <w:t xml:space="preserve"> </w:t>
-      </w:r>
-    </w:p>
-    <w:p>
-      <w:pPr>
-        <w:spacing w:after="18"/>
-        <w:ind w:right="3"/>
-        <w:jc w:val="center"/>
-      </w:pPr>
-      <w:r>
-        <w:rPr>
-          <w:rFonts w:ascii="Times New Roman" w:eastAsia="Times New Roman" w:hAnsi="Times New Roman" w:cs="Times New Roman"/>
-          <w:sz w:val="28"/>
-        </w:rPr>
-        <w:t xml:space="preserve"> </w:t>
-      </w:r>
-    </w:p>
-    <w:p>
-      <w:pPr>
-        <w:spacing w:after="21"/>
-        <w:ind w:right="3"/>
-        <w:jc w:val="center"/>
-      </w:pPr>
-      <w:r>
-        <w:rPr>
-          <w:rFonts w:ascii="Times New Roman" w:eastAsia="Times New Roman" w:hAnsi="Times New Roman" w:cs="Times New Roman"/>
-          <w:sz w:val="28"/>
-        </w:rPr>
-        <w:t xml:space="preserve"> </w:t>
-      </w:r>
-    </w:p>
-    <w:p>
-      <w:pPr>
-        <w:spacing w:after="18"/>
-        <w:ind w:right="3"/>
-        <w:jc w:val="center"/>
-      </w:pPr>
-      <w:r>
-        <w:rPr>
-          <w:rFonts w:ascii="Times New Roman" w:eastAsia="Times New Roman" w:hAnsi="Times New Roman" w:cs="Times New Roman"/>
-          <w:sz w:val="28"/>
-        </w:rPr>
-        <w:t xml:space="preserve"> </w:t>
-      </w:r>
-    </w:p>
-    <w:p>
-      <w:pPr>
-        <w:spacing w:after="18"/>
-        <w:ind w:right="3"/>
-        <w:jc w:val="center"/>
-      </w:pPr>
-      <w:r>
-        <w:rPr>
-          <w:rFonts w:ascii="Times New Roman" w:eastAsia="Times New Roman" w:hAnsi="Times New Roman" w:cs="Times New Roman"/>
-          <w:sz w:val="28"/>
-        </w:rPr>
-        <w:t xml:space="preserve"> </w:t>
-      </w:r>
-    </w:p>
-    <w:p>
-      <w:pPr>
-        <w:spacing w:after="38"/>
-        <w:ind w:right="3"/>
-        <w:jc w:val="center"/>
-      </w:pPr>
-      <w:r>
-        <w:rPr>
-          <w:rFonts w:ascii="Times New Roman" w:eastAsia="Times New Roman" w:hAnsi="Times New Roman" w:cs="Times New Roman"/>
-          <w:sz w:val="28"/>
-        </w:rPr>
-        <w:t xml:space="preserve"> </w:t>
-      </w:r>
-    </w:p>
-    <w:p>
-      <w:pPr>
-        <w:spacing w:after="5" w:line="306" w:lineRule="auto"/>
-        <w:ind w:left="214" w:hanging="10"/>
-      </w:pPr>
-      <w:r>
-        <w:rPr>
-          <w:rFonts w:ascii="Times New Roman" w:eastAsia="Times New Roman" w:hAnsi="Times New Roman" w:cs="Times New Roman"/>
-          <w:sz w:val="28"/>
-        </w:rPr>
-        <w:t xml:space="preserve">                                                                                      Проверил: Батюков С.В. </w:t>
-      </w:r>
-    </w:p>
-    <w:p>
-      <w:pPr>
-        <w:spacing w:after="69"/>
-        <w:ind w:left="10" w:right="57" w:hanging="10"/>
+      <w:r>
+        <w:rPr>
+          <w:rFonts w:ascii="Times New Roman" w:eastAsia="Times New Roman" w:hAnsi="Times New Roman" w:cs="Times New Roman"/>
+          <w:sz w:val="28"/>
+        </w:rPr>
+        <w:t>С.В.</w:t>
+      </w:r>
+    </w:p>
+    <w:p>
+      <w:pPr>
+        <w:spacing w:after="0"/>
+        <w:ind w:left="709"/>
         <w:jc w:val="right"/>
       </w:pPr>
       <w:r>
@@ -434,18 +307,11 @@
         </w:rPr>
         <w:t>Выполнил: ст. гр. 527701</w:t>
       </w:r>
-      <w:r>
-        <w:rPr>
-          <w:rFonts w:ascii="Times New Roman" w:eastAsia="Times New Roman" w:hAnsi="Times New Roman" w:cs="Times New Roman"/>
-          <w:sz w:val="28"/>
-        </w:rPr>
-        <w:t xml:space="preserve">  </w:t>
-      </w:r>
-    </w:p>
-    <w:p>
-      <w:pPr>
-        <w:spacing w:after="19"/>
-        <w:ind w:left="10" w:right="57" w:hanging="10"/>
+    </w:p>
+    <w:p>
+      <w:pPr>
+        <w:spacing w:after="0"/>
+        <w:ind w:left="709"/>
         <w:jc w:val="right"/>
       </w:pPr>
       <w:r>
@@ -458,123 +324,103 @@
     </w:p>
     <w:p>
       <w:pPr>
-        <w:spacing w:after="21"/>
-      </w:pPr>
-      <w:r>
-        <w:rPr>
-          <w:rFonts w:ascii="Times New Roman" w:eastAsia="Times New Roman" w:hAnsi="Times New Roman" w:cs="Times New Roman"/>
-          <w:sz w:val="28"/>
-        </w:rPr>
-        <w:t xml:space="preserve"> </w:t>
-      </w:r>
-    </w:p>
-    <w:p>
-      <w:pPr>
-        <w:spacing w:after="18"/>
-        <w:jc w:val="right"/>
-      </w:pPr>
-      <w:r>
-        <w:rPr>
-          <w:rFonts w:ascii="Times New Roman" w:eastAsia="Times New Roman" w:hAnsi="Times New Roman" w:cs="Times New Roman"/>
-          <w:sz w:val="28"/>
-        </w:rPr>
-        <w:t xml:space="preserve"> </w:t>
-      </w:r>
-    </w:p>
-    <w:p>
-      <w:pPr>
-        <w:spacing w:after="18"/>
-        <w:jc w:val="right"/>
-        <w:rPr>
-          <w:rFonts w:ascii="Times New Roman" w:eastAsia="Times New Roman" w:hAnsi="Times New Roman" w:cs="Times New Roman"/>
-          <w:sz w:val="28"/>
-        </w:rPr>
-      </w:pPr>
-    </w:p>
-    <w:p>
-      <w:pPr>
-        <w:spacing w:after="18"/>
-        <w:jc w:val="right"/>
-        <w:rPr>
-          <w:rFonts w:ascii="Times New Roman" w:eastAsia="Times New Roman" w:hAnsi="Times New Roman" w:cs="Times New Roman"/>
-          <w:sz w:val="28"/>
-        </w:rPr>
-      </w:pPr>
-    </w:p>
-    <w:p>
-      <w:pPr>
-        <w:spacing w:after="18"/>
-        <w:jc w:val="right"/>
-        <w:rPr>
-          <w:rFonts w:ascii="Times New Roman" w:eastAsia="Times New Roman" w:hAnsi="Times New Roman" w:cs="Times New Roman"/>
-          <w:sz w:val="28"/>
-        </w:rPr>
-      </w:pPr>
-    </w:p>
-    <w:p>
-      <w:pPr>
-        <w:spacing w:after="18"/>
-        <w:jc w:val="right"/>
-        <w:rPr>
-          <w:rFonts w:ascii="Times New Roman" w:eastAsia="Times New Roman" w:hAnsi="Times New Roman" w:cs="Times New Roman"/>
-          <w:sz w:val="28"/>
-        </w:rPr>
-      </w:pPr>
-    </w:p>
-    <w:p>
-      <w:pPr>
-        <w:spacing w:after="18"/>
-        <w:jc w:val="right"/>
-        <w:rPr>
-          <w:rFonts w:ascii="Times New Roman" w:eastAsia="Times New Roman" w:hAnsi="Times New Roman" w:cs="Times New Roman"/>
-          <w:sz w:val="28"/>
-        </w:rPr>
-      </w:pPr>
-    </w:p>
-    <w:p>
-      <w:pPr>
-        <w:spacing w:after="18"/>
-        <w:jc w:val="right"/>
-      </w:pPr>
-      <w:r>
-        <w:rPr>
-          <w:rFonts w:ascii="Times New Roman" w:eastAsia="Times New Roman" w:hAnsi="Times New Roman" w:cs="Times New Roman"/>
-          <w:sz w:val="28"/>
-        </w:rPr>
-        <w:t xml:space="preserve"> </w:t>
-      </w:r>
-    </w:p>
-    <w:p>
-      <w:pPr>
-        <w:spacing w:after="21"/>
-        <w:jc w:val="right"/>
-      </w:pPr>
-      <w:r>
-        <w:rPr>
-          <w:rFonts w:ascii="Times New Roman" w:eastAsia="Times New Roman" w:hAnsi="Times New Roman" w:cs="Times New Roman"/>
-          <w:sz w:val="28"/>
-        </w:rPr>
-        <w:t xml:space="preserve"> </w:t>
-      </w:r>
-    </w:p>
-    <w:p>
-      <w:pPr>
-        <w:spacing w:after="61"/>
-        <w:jc w:val="right"/>
-      </w:pPr>
-      <w:r>
-        <w:rPr>
-          <w:rFonts w:ascii="Times New Roman" w:eastAsia="Times New Roman" w:hAnsi="Times New Roman" w:cs="Times New Roman"/>
-          <w:sz w:val="28"/>
-        </w:rPr>
-        <w:t xml:space="preserve"> </w:t>
-      </w:r>
-    </w:p>
-    <w:p>
-      <w:pPr>
-        <w:spacing w:after="19"/>
-        <w:ind w:left="10" w:right="71" w:hanging="10"/>
-        <w:jc w:val="center"/>
+        <w:spacing w:after="0"/>
+        <w:ind w:left="709"/>
+        <w:jc w:val="center"/>
+      </w:pPr>
+    </w:p>
+    <w:p>
+      <w:pPr>
+        <w:spacing w:after="0"/>
+        <w:ind w:left="709"/>
+        <w:jc w:val="center"/>
+      </w:pPr>
+    </w:p>
+    <w:p>
+      <w:pPr>
+        <w:spacing w:after="0"/>
+        <w:ind w:left="709"/>
+        <w:jc w:val="center"/>
+        <w:rPr>
+          <w:rFonts w:ascii="Times New Roman" w:eastAsia="Times New Roman" w:hAnsi="Times New Roman" w:cs="Times New Roman"/>
+          <w:sz w:val="28"/>
+        </w:rPr>
+      </w:pPr>
+    </w:p>
+    <w:p>
+      <w:pPr>
+        <w:spacing w:after="0"/>
+        <w:ind w:left="709"/>
+        <w:jc w:val="center"/>
+        <w:rPr>
+          <w:rFonts w:ascii="Times New Roman" w:eastAsia="Times New Roman" w:hAnsi="Times New Roman" w:cs="Times New Roman"/>
+          <w:sz w:val="28"/>
+        </w:rPr>
+      </w:pPr>
+    </w:p>
+    <w:p>
+      <w:pPr>
+        <w:spacing w:after="0"/>
+        <w:ind w:left="709"/>
+        <w:jc w:val="center"/>
+        <w:rPr>
+          <w:rFonts w:ascii="Times New Roman" w:eastAsia="Times New Roman" w:hAnsi="Times New Roman" w:cs="Times New Roman"/>
+          <w:sz w:val="28"/>
+        </w:rPr>
+      </w:pPr>
+    </w:p>
+    <w:p>
+      <w:pPr>
+        <w:spacing w:after="0"/>
+        <w:ind w:left="709"/>
+        <w:jc w:val="center"/>
+        <w:rPr>
+          <w:rFonts w:ascii="Times New Roman" w:eastAsia="Times New Roman" w:hAnsi="Times New Roman" w:cs="Times New Roman"/>
+          <w:sz w:val="28"/>
+        </w:rPr>
+      </w:pPr>
+    </w:p>
+    <w:p>
+      <w:pPr>
+        <w:spacing w:after="0"/>
+        <w:ind w:left="709"/>
+        <w:jc w:val="center"/>
+        <w:rPr>
+          <w:rFonts w:ascii="Times New Roman" w:eastAsia="Times New Roman" w:hAnsi="Times New Roman" w:cs="Times New Roman"/>
+          <w:sz w:val="28"/>
+        </w:rPr>
+      </w:pPr>
+    </w:p>
+    <w:p>
+      <w:pPr>
+        <w:spacing w:after="0"/>
+        <w:ind w:left="709"/>
+        <w:jc w:val="center"/>
+      </w:pPr>
+    </w:p>
+    <w:p>
+      <w:pPr>
+        <w:spacing w:after="0"/>
+        <w:ind w:left="709"/>
+        <w:jc w:val="center"/>
+      </w:pPr>
+    </w:p>
+    <w:p>
+      <w:pPr>
+        <w:spacing w:after="0"/>
+        <w:ind w:left="709"/>
+        <w:jc w:val="center"/>
+      </w:pPr>
+    </w:p>
+    <w:p>
+      <w:pPr>
+        <w:spacing w:after="0"/>
+        <w:ind w:left="709"/>
+        <w:jc w:val="center"/>
+        <w:rPr>
+          <w:rFonts w:ascii="Times New Roman" w:eastAsia="Times New Roman" w:hAnsi="Times New Roman" w:cs="Times New Roman"/>
+          <w:sz w:val="28"/>
+        </w:rPr>
       </w:pPr>
       <w:r>
         <w:rPr>
@@ -583,13 +429,38 @@
         </w:rPr>
         <w:t>Минск 2025</w:t>
       </w:r>
-      <w:r>
-        <w:rPr>
-          <w:rFonts w:ascii="Times New Roman" w:eastAsia="Times New Roman" w:hAnsi="Times New Roman" w:cs="Times New Roman"/>
-          <w:sz w:val="28"/>
-        </w:rPr>
-        <w:t xml:space="preserve"> </w:t>
-      </w:r>
+    </w:p>
+    <w:p>
+      <w:pPr>
+        <w:spacing w:after="0"/>
+        <w:ind w:left="709"/>
+        <w:jc w:val="center"/>
+        <w:rPr>
+          <w:rFonts w:ascii="Times New Roman" w:eastAsia="Times New Roman" w:hAnsi="Times New Roman" w:cs="Times New Roman"/>
+          <w:sz w:val="28"/>
+        </w:rPr>
+      </w:pPr>
+    </w:p>
+    <w:p>
+      <w:pPr>
+        <w:spacing w:after="0"/>
+        <w:ind w:left="709"/>
+        <w:jc w:val="center"/>
+      </w:pPr>
+    </w:p>
+    <w:p>
+      <w:pPr>
+        <w:spacing w:after="0"/>
+        <w:ind w:left="709"/>
+        <w:jc w:val="center"/>
+      </w:pPr>
+    </w:p>
+    <w:p>
+      <w:pPr>
+        <w:spacing w:after="0"/>
+        <w:ind w:left="709" w:hanging="10"/>
+        <w:jc w:val="center"/>
+      </w:pPr>
     </w:p>
     <w:p>
       <w:pPr>
@@ -597,8 +468,8 @@
           <w:ilvl w:val="0"/>
           <w:numId w:val="1"/>
         </w:numPr>
-        <w:spacing w:after="19"/>
-        <w:ind w:hanging="281"/>
+        <w:spacing w:after="0"/>
+        <w:ind w:left="709" w:hanging="281"/>
       </w:pPr>
       <w:r>
         <w:rPr>
@@ -606,14 +477,13 @@
           <w:b/>
           <w:sz w:val="28"/>
         </w:rPr>
-        <w:lastRenderedPageBreak/>
         <w:t xml:space="preserve">Цель работы </w:t>
       </w:r>
     </w:p>
     <w:p>
       <w:pPr>
-        <w:spacing w:after="68"/>
-        <w:ind w:left="708"/>
+        <w:spacing w:after="0"/>
+        <w:ind w:left="709"/>
       </w:pPr>
       <w:r>
         <w:rPr>
@@ -626,8 +496,8 @@
     </w:p>
     <w:p>
       <w:pPr>
-        <w:spacing w:after="5" w:line="306" w:lineRule="auto"/>
-        <w:ind w:left="-15" w:firstLine="708"/>
+        <w:spacing w:after="0" w:line="306" w:lineRule="auto"/>
+        <w:ind w:left="709"/>
       </w:pPr>
       <w:r>
         <w:rPr>
@@ -654,8 +524,8 @@
     </w:p>
     <w:p>
       <w:pPr>
-        <w:spacing w:after="80"/>
-        <w:ind w:left="708"/>
+        <w:spacing w:after="0"/>
+        <w:ind w:left="709"/>
       </w:pPr>
       <w:r>
         <w:rPr>
@@ -671,8 +541,8 @@
           <w:ilvl w:val="0"/>
           <w:numId w:val="1"/>
         </w:numPr>
-        <w:spacing w:after="19"/>
-        <w:ind w:hanging="281"/>
+        <w:spacing w:after="0"/>
+        <w:ind w:left="709" w:hanging="281"/>
       </w:pPr>
       <w:r>
         <w:rPr>
@@ -685,8 +555,8 @@
     </w:p>
     <w:p>
       <w:pPr>
-        <w:spacing w:after="67"/>
-        <w:ind w:left="708"/>
+        <w:spacing w:after="0"/>
+        <w:ind w:left="709"/>
       </w:pPr>
       <w:r>
         <w:rPr>
@@ -699,8 +569,8 @@
     </w:p>
     <w:p>
       <w:pPr>
-        <w:spacing w:after="5" w:line="306" w:lineRule="auto"/>
-        <w:ind w:left="718" w:hanging="10"/>
+        <w:spacing w:after="0" w:line="306" w:lineRule="auto"/>
+        <w:ind w:left="709" w:hanging="10"/>
       </w:pPr>
       <w:r>
         <w:rPr>
@@ -712,62 +582,57 @@
     </w:p>
     <w:p>
       <w:pPr>
-        <w:spacing w:after="5" w:line="306" w:lineRule="auto"/>
-        <w:ind w:left="718" w:hanging="10"/>
-      </w:pPr>
-    </w:p>
-    <w:p>
-      <w:pPr>
-        <w:spacing w:after="5" w:line="306" w:lineRule="auto"/>
-        <w:ind w:left="718" w:hanging="10"/>
-        <w:jc w:val="center"/>
-        <w:rPr>
-          <w:rFonts w:ascii="Times New Roman" w:eastAsia="Times New Roman" w:hAnsi="Times New Roman" w:cs="Times New Roman"/>
-          <w:sz w:val="28"/>
-        </w:rPr>
-      </w:pPr>
-      <w:r>
-        <w:drawing>
-          <wp:inline distT="0" distB="0" distL="0" distR="0" wp14:anchorId="13AC5C1E" wp14:editId="56569A41">
-            <wp:extent cx="2257740" cy="1057423"/>
-            <wp:effectExtent l="0" t="0" r="0" b="9525"/>
-            <wp:docPr id="1" name="Picture 1"/>
-            <wp:cNvGraphicFramePr>
-              <a:graphicFrameLocks xmlns:a="http://schemas.openxmlformats.org/drawingml/2006/main" noChangeAspect="1"/>
-            </wp:cNvGraphicFramePr>
-            <a:graphic xmlns:a="http://schemas.openxmlformats.org/drawingml/2006/main">
-              <a:graphicData uri="http://schemas.openxmlformats.org/drawingml/2006/picture">
-                <pic:pic xmlns:pic="http://schemas.openxmlformats.org/drawingml/2006/picture">
-                  <pic:nvPicPr>
-                    <pic:cNvPr id="1" name=""/>
-                    <pic:cNvPicPr/>
-                  </pic:nvPicPr>
-                  <pic:blipFill>
-                    <a:blip r:embed="rId5"/>
-                    <a:stretch>
-                      <a:fillRect/>
-                    </a:stretch>
-                  </pic:blipFill>
-                  <pic:spPr>
-                    <a:xfrm>
-                      <a:off x="0" y="0"/>
-                      <a:ext cx="2257740" cy="1057423"/>
-                    </a:xfrm>
-                    <a:prstGeom prst="rect">
-                      <a:avLst/>
-                    </a:prstGeom>
-                  </pic:spPr>
-                </pic:pic>
-              </a:graphicData>
-            </a:graphic>
-          </wp:inline>
-        </w:drawing>
-      </w:r>
-    </w:p>
-    <w:p>
-      <w:pPr>
-        <w:spacing w:after="5" w:line="306" w:lineRule="auto"/>
-        <w:ind w:left="718" w:hanging="10"/>
+        <w:spacing w:after="0" w:line="306" w:lineRule="auto"/>
+        <w:ind w:left="709" w:hanging="10"/>
+      </w:pPr>
+    </w:p>
+    <w:p>
+      <w:pPr>
+        <w:spacing w:after="0" w:line="306" w:lineRule="auto"/>
+        <w:ind w:left="709" w:hanging="10"/>
+        <w:jc w:val="center"/>
+        <w:rPr>
+          <w:rFonts w:ascii="Times New Roman" w:eastAsia="Times New Roman" w:hAnsi="Times New Roman" w:cs="Times New Roman"/>
+          <w:sz w:val="28"/>
+        </w:rPr>
+      </w:pPr>
+      <w:r>
+        <w:rPr>
+          <w:position w:val="-54"/>
+          <w:sz w:val="28"/>
+          <w:szCs w:val="28"/>
+        </w:rPr>
+        <w:object w:dxaOrig="2280" w:dyaOrig="1200" w14:anchorId="797DF061">
+          <v:shapetype id="_x0000_t75" coordsize="21600,21600" o:spt="75" o:preferrelative="t" path="m@4@5l@4@11@9@11@9@5xe" filled="f" stroked="f">
+            <v:stroke joinstyle="miter"/>
+            <v:formulas>
+              <v:f eqn="if lineDrawn pixelLineWidth 0"/>
+              <v:f eqn="sum @0 1 0"/>
+              <v:f eqn="sum 0 0 @1"/>
+              <v:f eqn="prod @2 1 2"/>
+              <v:f eqn="prod @3 21600 pixelWidth"/>
+              <v:f eqn="prod @3 21600 pixelHeight"/>
+              <v:f eqn="sum @0 0 1"/>
+              <v:f eqn="prod @6 1 2"/>
+              <v:f eqn="prod @7 21600 pixelWidth"/>
+              <v:f eqn="sum @8 21600 0"/>
+              <v:f eqn="prod @7 21600 pixelHeight"/>
+              <v:f eqn="sum @10 21600 0"/>
+            </v:formulas>
+            <v:path o:extrusionok="f" gradientshapeok="t" o:connecttype="rect"/>
+            <o:lock v:ext="edit" aspectratio="t"/>
+          </v:shapetype>
+          <v:shape id="_x0000_i1025" type="#_x0000_t75" style="width:114pt;height:60pt" o:ole="">
+            <v:imagedata r:id="rId5" o:title=""/>
+          </v:shape>
+          <o:OLEObject Type="Embed" ProgID="Equation.DSMT4" ShapeID="_x0000_i1025" DrawAspect="Content" ObjectID="_1822489725" r:id="rId6"/>
+        </w:object>
+      </w:r>
+    </w:p>
+    <w:p>
+      <w:pPr>
+        <w:spacing w:after="0" w:line="306" w:lineRule="auto"/>
+        <w:ind w:left="709" w:hanging="10"/>
       </w:pPr>
       <w:r>
         <w:rPr>
@@ -780,7 +645,7 @@
     <w:p>
       <w:pPr>
         <w:spacing w:after="0"/>
-        <w:ind w:right="799"/>
+        <w:ind w:left="709"/>
         <w:jc w:val="center"/>
       </w:pPr>
       <w:r>
@@ -803,7 +668,7 @@
                     <pic:cNvPicPr/>
                   </pic:nvPicPr>
                   <pic:blipFill>
-                    <a:blip r:embed="rId6"/>
+                    <a:blip r:embed="rId7"/>
                     <a:stretch>
                       <a:fillRect/>
                     </a:stretch>
@@ -839,19 +704,8 @@
     <w:p>
       <w:pPr>
         <w:spacing w:after="0"/>
-      </w:pPr>
-      <w:r>
-        <w:rPr>
-          <w:rFonts w:ascii="Times New Roman" w:eastAsia="Times New Roman" w:hAnsi="Times New Roman" w:cs="Times New Roman"/>
-          <w:sz w:val="28"/>
-        </w:rPr>
-        <w:t xml:space="preserve"> </w:t>
-      </w:r>
-    </w:p>
-    <w:p>
-      <w:pPr>
-        <w:spacing w:after="0"/>
-        <w:ind w:left="382" w:hanging="10"/>
+        <w:ind w:left="709" w:hanging="10"/>
+        <w:jc w:val="center"/>
       </w:pPr>
       <w:r>
         <w:rPr>
@@ -859,6 +713,21 @@
           <w:sz w:val="24"/>
         </w:rPr>
         <w:t xml:space="preserve">Рисунок </w:t>
+      </w:r>
+      <w:r>
+        <w:rPr>
+          <w:rFonts w:ascii="Times New Roman" w:eastAsia="Times New Roman" w:hAnsi="Times New Roman" w:cs="Times New Roman"/>
+          <w:iCs/>
+          <w:sz w:val="24"/>
+        </w:rPr>
+        <w:t xml:space="preserve">1 </w:t>
+      </w:r>
+      <w:r>
+        <w:rPr>
+          <w:rFonts w:ascii="Times New Roman" w:eastAsia="Times New Roman" w:hAnsi="Times New Roman" w:cs="Times New Roman"/>
+          <w:sz w:val="24"/>
+        </w:rPr>
+        <w:t xml:space="preserve">– Решение системы уравнений методом Крамера в среде </w:t>
       </w:r>
       <w:r>
         <w:rPr>
@@ -866,28 +735,13 @@
           <w:i/>
           <w:sz w:val="24"/>
         </w:rPr>
-        <w:t>1</w:t>
-      </w:r>
-      <w:r>
-        <w:rPr>
-          <w:rFonts w:ascii="Times New Roman" w:eastAsia="Times New Roman" w:hAnsi="Times New Roman" w:cs="Times New Roman"/>
-          <w:sz w:val="24"/>
-        </w:rPr>
-        <w:t xml:space="preserve"> – Решение системы уравнений методом Крамера в среде </w:t>
-      </w:r>
-      <w:r>
-        <w:rPr>
-          <w:rFonts w:ascii="Times New Roman" w:eastAsia="Times New Roman" w:hAnsi="Times New Roman" w:cs="Times New Roman"/>
-          <w:i/>
-          <w:sz w:val="24"/>
-        </w:rPr>
-        <w:t xml:space="preserve">Mathcad </w:t>
-      </w:r>
-    </w:p>
-    <w:p>
-      <w:pPr>
-        <w:spacing w:after="0"/>
-        <w:ind w:right="810"/>
+        <w:t>Mathcad</w:t>
+      </w:r>
+    </w:p>
+    <w:p>
+      <w:pPr>
+        <w:spacing w:after="0"/>
+        <w:ind w:left="709"/>
         <w:jc w:val="center"/>
       </w:pPr>
       <w:r>
@@ -911,7 +765,7 @@
                     <pic:cNvPicPr/>
                   </pic:nvPicPr>
                   <pic:blipFill>
-                    <a:blip r:embed="rId7"/>
+                    <a:blip r:embed="rId8"/>
                     <a:stretch>
                       <a:fillRect/>
                     </a:stretch>
@@ -936,40 +790,27 @@
           </wp:inline>
         </w:drawing>
       </w:r>
+    </w:p>
+    <w:p>
+      <w:pPr>
+        <w:spacing w:after="0"/>
+        <w:ind w:left="709" w:hanging="10"/>
+        <w:jc w:val="center"/>
+      </w:pPr>
       <w:r>
         <w:rPr>
           <w:rFonts w:ascii="Times New Roman" w:eastAsia="Times New Roman" w:hAnsi="Times New Roman" w:cs="Times New Roman"/>
           <w:sz w:val="24"/>
         </w:rPr>
-        <w:t xml:space="preserve"> </w:t>
-      </w:r>
-    </w:p>
-    <w:p>
-      <w:pPr>
-        <w:spacing w:after="20"/>
-        <w:ind w:right="3"/>
-        <w:jc w:val="center"/>
-      </w:pPr>
-      <w:r>
-        <w:rPr>
-          <w:rFonts w:ascii="Times New Roman" w:eastAsia="Times New Roman" w:hAnsi="Times New Roman" w:cs="Times New Roman"/>
-          <w:b/>
-          <w:sz w:val="28"/>
-        </w:rPr>
-        <w:t xml:space="preserve"> </w:t>
-      </w:r>
-    </w:p>
-    <w:p>
-      <w:pPr>
-        <w:spacing w:after="0"/>
-        <w:ind w:left="290" w:hanging="10"/>
-      </w:pPr>
-      <w:r>
-        <w:rPr>
-          <w:rFonts w:ascii="Times New Roman" w:eastAsia="Times New Roman" w:hAnsi="Times New Roman" w:cs="Times New Roman"/>
+        <w:t xml:space="preserve">Рисунок </w:t>
+      </w:r>
+      <w:r>
+        <w:rPr>
+          <w:rFonts w:ascii="Times New Roman" w:eastAsia="Times New Roman" w:hAnsi="Times New Roman" w:cs="Times New Roman"/>
+          <w:iCs/>
           <w:sz w:val="24"/>
         </w:rPr>
-        <w:t xml:space="preserve">Рисунок </w:t>
+        <w:t>2</w:t>
       </w:r>
       <w:r>
         <w:rPr>
@@ -977,7 +818,7 @@
           <w:i/>
           <w:sz w:val="24"/>
         </w:rPr>
-        <w:t xml:space="preserve">2 </w:t>
+        <w:t xml:space="preserve"> </w:t>
       </w:r>
       <w:r>
         <w:rPr>
@@ -986,77 +827,68 @@
         </w:rPr>
         <w:t>– Решение системы уравнений средствами матричного исчисления</w:t>
       </w:r>
-      <w:r>
-        <w:rPr>
-          <w:rFonts w:ascii="Times New Roman" w:eastAsia="Times New Roman" w:hAnsi="Times New Roman" w:cs="Times New Roman"/>
-          <w:i/>
-          <w:sz w:val="24"/>
+    </w:p>
+    <w:p>
+      <w:pPr>
+        <w:spacing w:after="0"/>
+        <w:ind w:left="709" w:hanging="10"/>
+      </w:pPr>
+      <w:r>
+        <w:rPr>
+          <w:rFonts w:ascii="Times New Roman" w:eastAsia="Times New Roman" w:hAnsi="Times New Roman" w:cs="Times New Roman"/>
+          <w:b/>
+          <w:sz w:val="28"/>
         </w:rPr>
         <w:t xml:space="preserve"> </w:t>
       </w:r>
     </w:p>
     <w:p>
       <w:pPr>
-        <w:spacing w:after="18"/>
-        <w:ind w:right="3"/>
-        <w:jc w:val="center"/>
-      </w:pPr>
+        <w:pStyle w:val="Heading1"/>
+        <w:ind w:left="709"/>
+        <w:rPr>
+          <w:sz w:val="28"/>
+          <w:szCs w:val="28"/>
+        </w:rPr>
+      </w:pPr>
+      <w:r>
+        <w:rPr>
+          <w:sz w:val="28"/>
+          <w:szCs w:val="28"/>
+        </w:rPr>
+        <w:t xml:space="preserve">Вывод </w:t>
+      </w:r>
+    </w:p>
+    <w:p>
+      <w:pPr>
+        <w:spacing w:after="0" w:line="306" w:lineRule="auto"/>
+        <w:ind w:left="709"/>
+        <w:rPr>
+          <w:sz w:val="28"/>
+          <w:szCs w:val="28"/>
+        </w:rPr>
+      </w:pPr>
+      <w:r>
+        <w:rPr>
+          <w:rFonts w:ascii="Times New Roman" w:eastAsia="Times New Roman" w:hAnsi="Times New Roman" w:cs="Times New Roman"/>
+          <w:sz w:val="28"/>
+          <w:szCs w:val="28"/>
+        </w:rPr>
+        <w:t>В процессе выполнения работы решили систему уравнений методом Крамера и средствами матричного исчисления, ответы совпали.</w:t>
+      </w:r>
       <w:r>
         <w:rPr>
           <w:rFonts w:ascii="Times New Roman" w:eastAsia="Times New Roman" w:hAnsi="Times New Roman" w:cs="Times New Roman"/>
           <w:b/>
           <w:sz w:val="28"/>
-        </w:rPr>
-        <w:t xml:space="preserve"> </w:t>
-      </w:r>
-    </w:p>
-    <w:p>
-      <w:pPr>
-        <w:spacing w:after="120"/>
-        <w:ind w:right="3"/>
-        <w:jc w:val="center"/>
-      </w:pPr>
-      <w:r>
-        <w:rPr>
-          <w:rFonts w:ascii="Times New Roman" w:eastAsia="Times New Roman" w:hAnsi="Times New Roman" w:cs="Times New Roman"/>
-          <w:b/>
-          <w:sz w:val="28"/>
-        </w:rPr>
-        <w:t xml:space="preserve"> </w:t>
-      </w:r>
-    </w:p>
-    <w:p>
-      <w:pPr>
-        <w:pStyle w:val="Heading1"/>
-      </w:pPr>
-      <w:r>
-        <w:t xml:space="preserve">Вывод </w:t>
-      </w:r>
-    </w:p>
-    <w:p>
-      <w:pPr>
-        <w:spacing w:after="5" w:line="306" w:lineRule="auto"/>
-        <w:ind w:left="-15" w:firstLine="708"/>
-      </w:pPr>
-      <w:r>
-        <w:rPr>
-          <w:rFonts w:ascii="Times New Roman" w:eastAsia="Times New Roman" w:hAnsi="Times New Roman" w:cs="Times New Roman"/>
-          <w:sz w:val="28"/>
-        </w:rPr>
-        <w:t>В процессе выполнения работы решили систему уравнений методом Крамера и средствами матричного исчисления, ответы совпали.</w:t>
-      </w:r>
-      <w:r>
-        <w:rPr>
-          <w:rFonts w:ascii="Times New Roman" w:eastAsia="Times New Roman" w:hAnsi="Times New Roman" w:cs="Times New Roman"/>
-          <w:b/>
-          <w:sz w:val="32"/>
+          <w:szCs w:val="28"/>
         </w:rPr>
         <w:t xml:space="preserve"> </w:t>
       </w:r>
     </w:p>
     <w:sectPr>
       <w:pgSz w:w="11906" w:h="16838"/>
-      <w:pgMar w:top="1134" w:right="780" w:bottom="693" w:left="1702" w:header="720" w:footer="720" w:gutter="0"/>
+      <w:pgMar w:top="1134" w:right="851" w:bottom="1134" w:left="1701" w:header="720" w:footer="720" w:gutter="0"/>
       <w:cols w:space="720"/>
     </w:sectPr>
   </w:body>
